--- a/rvs-400-executive-docs/output/01 РВС-400 №1/5 Приёмка резервуара/D01 Акт освидетельствования ответственных конструкций резервуара (РВС №1).docx
+++ b/rvs-400-executive-docs/output/01 РВС-400 №1/5 Приёмка резервуара/D01 Акт освидетельствования ответственных конструкций резервуара (РВС №1).docx
@@ -16,7 +16,9 @@
           <w:sz w:val="16"/>
           <w:u w:val="none"/>
         </w:rPr>
-        <w:t>Форма приложения к Требованиям, утверждённым приказом Ростехнадзора от 16.05.2023 № 344</w:t>
+        <w:t>Приложение № 4</w:t>
+        <w:br/>
+        <w:t>к приказу Минстроя России от 16.05.2023 № 344/пр</w:t>
       </w:r>
     </w:p>
     <w:p>
